--- a/cikti/gunluk_planlar/GunlukPlan_20260325_7B_7.6.2._Bitki_ve_Hayv.docx
+++ b/cikti/gunluk_planlar/GunlukPlan_20260325_7B_7.6.2._Bitki_ve_Hayv.docx
@@ -744,7 +744,7 @@
                 <w:rFonts w:ascii="Arial" w:hAnsi="Arial"/>
                 <w:sz w:val="18"/>
               </w:rPr>
-              <w:t>https://phet.colorado.edu/tr/simulations/cell-division</w:t>
+              <w:t>https://phet.colorado.edu/tr/simulation/bitki-ve-hayvanlarda-ureme</w:t>
             </w:r>
           </w:p>
         </w:tc>
@@ -812,7 +812,7 @@
                 <w:rFonts w:ascii="Arial" w:hAnsi="Arial"/>
                 <w:sz w:val="18"/>
               </w:rPr>
-              <w:t>Ders kitabı, etkinlik sayfaları, beyaz tahta ve kalemler</w:t>
+              <w:t>Ders kitabı, beyaz tahta, kalemler, şemalar</w:t>
             </w:r>
           </w:p>
         </w:tc>
@@ -958,7 +958,7 @@
                 <w:rFonts w:ascii="Arial" w:hAnsi="Arial"/>
                 <w:sz w:val="18"/>
               </w:rPr>
-              <w:t>Öğrencilere merhaba diyerek dersin konusunu açıklamak ve önceki bilgilerinizi tazelemek</w:t>
+              <w:t>Merhaba, bugün bitki ve hayvanlardaki üreme çeşitlerini karşılaştıracağız. Önceki bilgilerimizi hatırlayalım.</w:t>
             </w:r>
           </w:p>
         </w:tc>
@@ -1008,7 +1008,7 @@
                 <w:rFonts w:ascii="Arial" w:hAnsi="Arial"/>
                 <w:sz w:val="18"/>
               </w:rPr>
-              <w:t>Bitki ve hayvanlarda üreme çeşitlerini örneklerle göstererek öğrencilerin dikkatini çekmek</w:t>
+              <w:t>Bitki ve hayvanlarda üreme çeşitlerinin önemini tartışalım. Neden bu konuyu öğrenmeliyiz?</w:t>
             </w:r>
           </w:p>
         </w:tc>
@@ -1058,7 +1058,7 @@
                 <w:rFonts w:ascii="Arial" w:hAnsi="Arial"/>
                 <w:sz w:val="18"/>
               </w:rPr>
-              <w:t>Ders kitabındaki 7.6.2. Bitki ve Hayvanlarda Üreme, Büyüme ve Gelişme bölümünü anlatmak ve F.7.6.2.1. kazanımını karşılamak</w:t>
+              <w:t>Ders kitabındaki 7.6.2. Bitki ve Hayvanlarda Üreme, Büyüme ve Gelişme bölümünü birlikte okuyalım. Bitki ve hayvanlardaki üreme çeşitlerini (eşeyli ve eşeysiz üreme) karşılaştıralım.</w:t>
             </w:r>
           </w:p>
         </w:tc>
@@ -1108,7 +1108,7 @@
                 <w:rFonts w:ascii="Arial" w:hAnsi="Arial"/>
                 <w:sz w:val="18"/>
               </w:rPr>
-              <w:t>Öğrencilere bitki ve hayvanlarda üreme çeşitlerini karşılaştırmaları için etkinlik sayfaları dağıtmak ve çalıştırmak</w:t>
+              <w:t>Ders kitabındaki etkinlikleri birlikte yapalım. Bitki ve hayvanlarda üreme çeşitlerini gösteren şemaları inceleyelim ve karşılaştıralım.</w:t>
             </w:r>
           </w:p>
         </w:tc>
@@ -1158,7 +1158,7 @@
                 <w:rFonts w:ascii="Arial" w:hAnsi="Arial"/>
                 <w:sz w:val="18"/>
               </w:rPr>
-              <w:t>Öğrencilerin yaptığı etkinlik sayfalarını sınıf ortamında tartışmak ve sonuçları paylaşmak</w:t>
+              <w:t>Bitki ve hayvanlardaki üreme çeşitlerinin benzerlik ve farklılıklarını tartışalım. Neden bazı bitkiler ve hayvanlar eşeyli üreme, bazıları ise eşeysiz üreme yapar?</w:t>
             </w:r>
           </w:p>
         </w:tc>
@@ -1208,7 +1208,7 @@
                 <w:rFonts w:ascii="Arial" w:hAnsi="Arial"/>
                 <w:sz w:val="18"/>
               </w:rPr>
-              <w:t>Ders kitabındaki değerlendirme sorularını sormak ve öğrencilerin kazanımlarını ölçmek</w:t>
+              <w:t>Ders kitabındaki değerlendirme sorularını birlikte cevaplayalım. F.7.6.2.1. kazanım koduna uygun olarak bitki ve hayvanlardaki üreme çeşitlerini karşılaştırdığımızdan emin olalım.</w:t>
             </w:r>
           </w:p>
         </w:tc>
@@ -1258,7 +1258,7 @@
                 <w:rFonts w:ascii="Arial" w:hAnsi="Arial"/>
                 <w:sz w:val="18"/>
               </w:rPr>
-              <w:t>Öğrencilere ev ödevi vermek ve bir sonraki derse hazırlanmaları için talimatlar vermek</w:t>
+              <w:t>Bugün öğrendiklerimizi özetleyelim. Evde çalışacağımız konuları ve ödevleri hatırlayalım.</w:t>
             </w:r>
           </w:p>
         </w:tc>
@@ -1369,7 +1369,7 @@
                 <w:rFonts w:ascii="Arial" w:hAnsi="Arial"/>
                 <w:sz w:val="18"/>
               </w:rPr>
-              <w:t>Bitki ve hayvanlarda üreme çeşitleri nelerdir? / Bitki ve hayvanlarda üreme çeşitleri arasındaki farklar nelerdir? / Bitki ve hayvanlarda üreme çeşitlerinin önemini açıklayınız.</w:t>
+              <w:t>Bitki ve hayvanlardaki üreme çeşitlerini karşılaştırınız. / Eşeyli ve eşeysiz üremenin avantaj ve dezavantajlarını tartışınız. / Bir bitki ve bir hayvanın üreme çeşitlerini örnekleyerek açıklayınız.</w:t>
             </w:r>
           </w:p>
         </w:tc>
@@ -1471,7 +1471,7 @@
                 <w:rFonts w:ascii="Arial" w:hAnsi="Arial"/>
                 <w:sz w:val="18"/>
               </w:rPr>
-              <w:t>Öğrencilere bitki ve hayvanlarda üreme çeşitlerini araştırarak bir sunum hazırlamak</w:t>
+              <w:t>Ders kitabındaki sayfa 123-125 arasındaki soruları cevaplayınız.</w:t>
             </w:r>
           </w:p>
         </w:tc>
